--- a/04_Borang_Pertandingan_CDKK.docx
+++ b/04_Borang_Pertandingan_CDKK.docx
@@ -703,7 +703,7 @@
               <w:rPr>
                 <w:lang w:val="ms-MY"/>
               </w:rPr>
-              <w:t>Sepanjang 300 minit produksi</w:t>
+              <w:t>Sepanjang 480 minit produksi</w:t>
             </w:r>
           </w:p>
         </w:tc>
@@ -4930,7 +4930,7 @@
                 <w:szCs w:val="19"/>
                 <w:lang w:val="ms-MY"/>
               </w:rPr>
-              <w:t>Borang 2  ·  Diisi sepanjang 300 minit produksi</w:t>
+              <w:t>Borang 2  ·  Diisi sepanjang 480 minit produksi</w:t>
             </w:r>
           </w:p>
         </w:tc>
@@ -21496,14 +21496,7 @@
                 <w:color w:val="1F2937"/>
                 <w:lang w:val="ms-MY"/>
               </w:rPr>
-              <w:t xml:space="preserve"> Diberi sendiri oleh usahawan</w:t>
-            </w:r>
-            <w:r>
-              <w:rPr>
-                <w:color w:val="1F2937"/>
-                <w:lang w:val="ms-MY"/>
-              </w:rPr>
-              <w:t xml:space="preserve">      </w:t>
+              <w:t xml:space="preserve"> Diberi sendiri oleh usahawan      </w:t>
             </w:r>
             <w:sdt>
               <w:sdtPr>
@@ -24030,14 +24023,7 @@
                 <w:color w:val="1F2937"/>
                 <w:lang w:val="ms-MY"/>
               </w:rPr>
-              <w:t xml:space="preserve"> Diberi sendiri oleh guru atau jurulatih</w:t>
-            </w:r>
-            <w:r>
-              <w:rPr>
-                <w:color w:val="1F2937"/>
-                <w:lang w:val="ms-MY"/>
-              </w:rPr>
-              <w:t xml:space="preserve">      </w:t>
+              <w:t xml:space="preserve"> Diberi sendiri oleh guru atau jurulatih      </w:t>
             </w:r>
             <w:sdt>
               <w:sdtPr>
@@ -26508,14 +26494,7 @@
                 <w:color w:val="1F2937"/>
                 <w:lang w:val="ms-MY"/>
               </w:rPr>
-              <w:t xml:space="preserve"> Diberi sendiri oleh pempamer atau pendemo</w:t>
-            </w:r>
-            <w:r>
-              <w:rPr>
-                <w:color w:val="1F2937"/>
-                <w:lang w:val="ms-MY"/>
-              </w:rPr>
-              <w:t xml:space="preserve">      </w:t>
+              <w:t xml:space="preserve"> Diberi sendiri oleh pempamer atau pendemo      </w:t>
             </w:r>
             <w:sdt>
               <w:sdtPr>
@@ -41947,7 +41926,7 @@
           <w:lang w:val="ms-MY"/>
         </w:rPr>
         <w:lastRenderedPageBreak/>
-        <w:t>Templat 1: Pelan Masa 300 Minit</w:t>
+        <w:t>Templat 1: Pelan Masa 480 Minit</w:t>
       </w:r>
     </w:p>
     <w:tbl>
@@ -42169,7 +42148,7 @@
                 <w:color w:val="C55A11"/>
                 <w:lang w:val="ms-MY"/>
               </w:rPr>
-              <w:t>0 – 10</w:t>
+              <w:t>0 – 16</w:t>
             </w:r>
           </w:p>
         </w:tc>
@@ -42203,7 +42182,7 @@
                 <w:color w:val="1F2937"/>
                 <w:lang w:val="ms-MY"/>
               </w:rPr>
-              <w:t>290</w:t>
+              <w:t>464</w:t>
             </w:r>
           </w:p>
         </w:tc>
@@ -42333,7 +42312,7 @@
                 <w:color w:val="C55A11"/>
                 <w:lang w:val="ms-MY"/>
               </w:rPr>
-              <w:t>10 – 40</w:t>
+              <w:t>16 – 64</w:t>
             </w:r>
           </w:p>
         </w:tc>
@@ -42368,7 +42347,7 @@
                 <w:color w:val="1F2937"/>
                 <w:lang w:val="ms-MY"/>
               </w:rPr>
-              <w:t>260</w:t>
+              <w:t>416</w:t>
             </w:r>
           </w:p>
         </w:tc>
@@ -42500,7 +42479,7 @@
                 <w:color w:val="C55A11"/>
                 <w:lang w:val="ms-MY"/>
               </w:rPr>
-              <w:t>40 – 75</w:t>
+              <w:t>64 – 120</w:t>
             </w:r>
           </w:p>
         </w:tc>
@@ -42534,7 +42513,7 @@
                 <w:color w:val="1F2937"/>
                 <w:lang w:val="ms-MY"/>
               </w:rPr>
-              <w:t>225</w:t>
+              <w:t>360</w:t>
             </w:r>
           </w:p>
         </w:tc>
@@ -42664,7 +42643,7 @@
                 <w:color w:val="C55A11"/>
                 <w:lang w:val="ms-MY"/>
               </w:rPr>
-              <w:t>75 – 145</w:t>
+              <w:t>120 – 232</w:t>
             </w:r>
           </w:p>
         </w:tc>
@@ -42699,7 +42678,7 @@
                 <w:color w:val="1F2937"/>
                 <w:lang w:val="ms-MY"/>
               </w:rPr>
-              <w:t>155</w:t>
+              <w:t>248</w:t>
             </w:r>
           </w:p>
         </w:tc>
@@ -42831,7 +42810,7 @@
                 <w:color w:val="C55A11"/>
                 <w:lang w:val="ms-MY"/>
               </w:rPr>
-              <w:t>145 – 205</w:t>
+              <w:t>232 – 328</w:t>
             </w:r>
           </w:p>
         </w:tc>
@@ -42865,7 +42844,7 @@
                 <w:color w:val="1F2937"/>
                 <w:lang w:val="ms-MY"/>
               </w:rPr>
-              <w:t>95</w:t>
+              <w:t>152</w:t>
             </w:r>
           </w:p>
         </w:tc>
@@ -42995,7 +42974,7 @@
                 <w:color w:val="C55A11"/>
                 <w:lang w:val="ms-MY"/>
               </w:rPr>
-              <w:t>205 – 235</w:t>
+              <w:t>328 – 376</w:t>
             </w:r>
           </w:p>
         </w:tc>
@@ -43030,7 +43009,7 @@
                 <w:color w:val="1F2937"/>
                 <w:lang w:val="ms-MY"/>
               </w:rPr>
-              <w:t>65</w:t>
+              <w:t>104</w:t>
             </w:r>
           </w:p>
         </w:tc>
@@ -43162,7 +43141,7 @@
                 <w:color w:val="C55A11"/>
                 <w:lang w:val="ms-MY"/>
               </w:rPr>
-              <w:t>235 – 270</w:t>
+              <w:t>376 – 432</w:t>
             </w:r>
           </w:p>
         </w:tc>
@@ -43196,7 +43175,7 @@
                 <w:color w:val="1F2937"/>
                 <w:lang w:val="ms-MY"/>
               </w:rPr>
-              <w:t>30</w:t>
+              <w:t>48</w:t>
             </w:r>
           </w:p>
         </w:tc>
@@ -43326,7 +43305,7 @@
                 <w:color w:val="C55A11"/>
                 <w:lang w:val="ms-MY"/>
               </w:rPr>
-              <w:t>270 – 290</w:t>
+              <w:t>432 – 464</w:t>
             </w:r>
           </w:p>
         </w:tc>
@@ -43361,7 +43340,7 @@
                 <w:color w:val="1F2937"/>
                 <w:lang w:val="ms-MY"/>
               </w:rPr>
-              <w:t>10</w:t>
+              <w:t>16</w:t>
             </w:r>
           </w:p>
         </w:tc>
@@ -43493,7 +43472,7 @@
                 <w:color w:val="C55A11"/>
                 <w:lang w:val="ms-MY"/>
               </w:rPr>
-              <w:t>290 – 300</w:t>
+              <w:t>464 – 480</w:t>
             </w:r>
           </w:p>
         </w:tc>

--- a/04_Borang_Pertandingan_CDKK.docx
+++ b/04_Borang_Pertandingan_CDKK.docx
@@ -30062,6 +30062,23 @@
     </w:p>
     <w:p>
       <w:pPr>
+        <w:spacing w:before="60" w:after="160" w:line="300" w:lineRule="auto"/>
+        <w:rPr>
+          <w:lang w:val="ms-MY"/>
+        </w:rPr>
+      </w:pPr>
+      <w:r>
+        <w:rPr>
+          <w:i/>
+          <w:iCs/>
+          <w:color w:val="6B7280"/>
+          <w:lang w:val="ms-MY"/>
+        </w:rPr>
+        <w:t>Peringkat Kebangsaan: borang ini diisi dalam bentuk digital melalui kad PIN juri (Garis Panduan 14.7). Borang kertas digunakan sebagai sandaran sahaja.</w:t>
+      </w:r>
+    </w:p>
+    <w:p>
+      <w:pPr>
         <w:spacing w:before="320" w:after="100" w:line="300" w:lineRule="auto"/>
         <w:rPr>
           <w:lang w:val="ms-MY"/>
@@ -30140,7 +30157,7 @@
               <w:rPr>
                 <w:lang w:val="ms-MY"/>
               </w:rPr>
-              <w:t>No. Juri Awam</w:t>
+              <w:t>No. Juri Awam atau No. kad PIN juri</w:t>
             </w:r>
           </w:p>
         </w:tc>
@@ -39081,7 +39098,7 @@
               <w:rPr>
                 <w:lang w:val="ms-MY"/>
               </w:rPr>
-              <w:t>Etika, Sumber Dan Deklarasi AI</w:t>
+              <w:t>Persembahan Dan Soal Jawab</w:t>
             </w:r>
           </w:p>
         </w:tc>
@@ -39114,7 +39131,7 @@
               <w:rPr>
                 <w:lang w:val="ms-MY"/>
               </w:rPr>
-              <w:t>5</w:t>
+              <w:t>10</w:t>
             </w:r>
           </w:p>
         </w:tc>
@@ -39186,7 +39203,7 @@
               <w:rPr>
                 <w:lang w:val="ms-MY"/>
               </w:rPr>
-              <w:t>Persembahan Dan Soal Jawab</w:t>
+              <w:t>Etika, Sumber Dan Deklarasi AI</w:t>
             </w:r>
           </w:p>
         </w:tc>
@@ -39219,7 +39236,7 @@
               <w:rPr>
                 <w:lang w:val="ms-MY"/>
               </w:rPr>
-              <w:t>10</w:t>
+              <w:t>5</w:t>
             </w:r>
           </w:p>
         </w:tc>
@@ -39344,7 +39361,7 @@
           <w:color w:val="6B7280"/>
           <w:lang w:val="ms-MY"/>
         </w:rPr>
-        <w:t>Keputusan akhir ditentukan oleh Ketua Hakim setelah mengambil kira pandangan panel.</w:t>
+        <w:t>Perbandingan dibuat ke atas jumlah markah ketiga-tiga hakim bagi setiap komponen, secara automatik oleh sistem penjurian. Seri mutlak: kumpulan berkongsi kedudukan, panel memutuskan secara kolektif dan keputusan disahkan oleh dua orang urus setia (Garis Panduan 17.2 hingga 17.5).</w:t>
       </w:r>
     </w:p>
     <w:p>

--- a/04_Borang_Pertandingan_CDKK.docx
+++ b/04_Borang_Pertandingan_CDKK.docx
@@ -13038,7 +13038,7 @@
                 <w:szCs w:val="17"/>
                 <w:lang w:val="ms-MY"/>
               </w:rPr>
-              <w:t xml:space="preserve"> Rakaman Sendiri.   </w:t>
+              <w:t xml:space="preserve"> Rakaman Sendiri   </w:t>
             </w:r>
             <w:sdt>
               <w:sdtPr>
@@ -13216,7 +13216,7 @@
                 <w:szCs w:val="17"/>
                 <w:lang w:val="ms-MY"/>
               </w:rPr>
-              <w:t xml:space="preserve"> Rakaman Sendiri.   </w:t>
+              <w:t xml:space="preserve"> Rakaman Sendiri   </w:t>
             </w:r>
             <w:sdt>
               <w:sdtPr>
@@ -14084,7 +14084,7 @@
                 <w:szCs w:val="17"/>
                 <w:lang w:val="ms-MY"/>
               </w:rPr>
-              <w:t xml:space="preserve"> Rakaman Sendiri.   </w:t>
+              <w:t xml:space="preserve"> Rakaman Sendiri   </w:t>
             </w:r>
             <w:sdt>
               <w:sdtPr>
@@ -14262,7 +14262,7 @@
                 <w:szCs w:val="17"/>
                 <w:lang w:val="ms-MY"/>
               </w:rPr>
-              <w:t xml:space="preserve"> Rakaman Sendiri.   </w:t>
+              <w:t xml:space="preserve"> Rakaman Sendiri   </w:t>
             </w:r>
             <w:sdt>
               <w:sdtPr>
@@ -15476,7 +15476,7 @@
                 <w:szCs w:val="17"/>
                 <w:lang w:val="ms-MY"/>
               </w:rPr>
-              <w:t xml:space="preserve"> Rakaman Sendiri.   </w:t>
+              <w:t xml:space="preserve"> Rakaman Sendiri   </w:t>
             </w:r>
             <w:sdt>
               <w:sdtPr>
@@ -15654,7 +15654,7 @@
                 <w:szCs w:val="17"/>
                 <w:lang w:val="ms-MY"/>
               </w:rPr>
-              <w:t xml:space="preserve"> Rakaman Sendiri.   </w:t>
+              <w:t xml:space="preserve"> Rakaman Sendiri   </w:t>
             </w:r>
             <w:sdt>
               <w:sdtPr>
@@ -16522,7 +16522,7 @@
                 <w:szCs w:val="17"/>
                 <w:lang w:val="ms-MY"/>
               </w:rPr>
-              <w:t xml:space="preserve"> Rakaman Sendiri.   </w:t>
+              <w:t xml:space="preserve"> Rakaman Sendiri   </w:t>
             </w:r>
             <w:sdt>
               <w:sdtPr>
@@ -16700,7 +16700,7 @@
                 <w:szCs w:val="17"/>
                 <w:lang w:val="ms-MY"/>
               </w:rPr>
-              <w:t xml:space="preserve"> Rakaman Sendiri.   </w:t>
+              <w:t xml:space="preserve"> Rakaman Sendiri   </w:t>
             </w:r>
             <w:sdt>
               <w:sdtPr>
@@ -17914,7 +17914,7 @@
                 <w:szCs w:val="17"/>
                 <w:lang w:val="ms-MY"/>
               </w:rPr>
-              <w:t xml:space="preserve"> Rakaman Sendiri.   </w:t>
+              <w:t xml:space="preserve"> Rakaman Sendiri   </w:t>
             </w:r>
             <w:sdt>
               <w:sdtPr>
@@ -18092,7 +18092,7 @@
                 <w:szCs w:val="17"/>
                 <w:lang w:val="ms-MY"/>
               </w:rPr>
-              <w:t xml:space="preserve"> Rakaman Sendiri.   </w:t>
+              <w:t xml:space="preserve"> Rakaman Sendiri   </w:t>
             </w:r>
             <w:sdt>
               <w:sdtPr>
@@ -18960,7 +18960,7 @@
                 <w:szCs w:val="17"/>
                 <w:lang w:val="ms-MY"/>
               </w:rPr>
-              <w:t xml:space="preserve"> Rakaman Sendiri.   </w:t>
+              <w:t xml:space="preserve"> Rakaman Sendiri   </w:t>
             </w:r>
             <w:sdt>
               <w:sdtPr>
@@ -19138,7 +19138,7 @@
                 <w:szCs w:val="17"/>
                 <w:lang w:val="ms-MY"/>
               </w:rPr>
-              <w:t xml:space="preserve"> Rakaman Sendiri.   </w:t>
+              <w:t xml:space="preserve"> Rakaman Sendiri   </w:t>
             </w:r>
             <w:sdt>
               <w:sdtPr>
@@ -22180,7 +22180,7 @@
         <w:rPr>
           <w:lang w:val="ms-MY"/>
         </w:rPr>
-        <w:t>Varian bagi pasukan yang dicabut kategori Kanak-Kanak Alpha Gen Talents (AGT). Borang ini dilengkapkan pada hari pertandingan menerusi temu bual dengan guru Tabika KEMAS atau jurulatih yang mengesahkan aktiviti dan pencapaian peserta AGT berkenaan. Setiap angka yang dipaparkan dalam video hendaklah boleh dijejaki kepada borang ini. Skop fakta terhad kepada data aktiviti dan pencapaian peserta AGT di FESMA sahaja. Statistik dalam atau luar negara tidak diperlukan dan tidak diberi markah.</w:t>
+        <w:t>Varian bagi pasukan yang dicabut kategori Kanak-Kanak Alpha Gen Talents (AGT). Borang ini dilengkapkan pada hari pertandingan menerusi temu bual dengan guru TABIKA KEMAS atau jurulatih yang mengesahkan aktiviti dan pencapaian peserta AGT berkenaan. Setiap angka yang dipaparkan dalam video hendaklah boleh dijejaki kepada borang ini. Skop fakta terhad kepada data aktiviti dan pencapaian peserta AGT di FESMA sahaja. Statistik dalam atau luar negara tidak diperlukan dan tidak diberi markah.</w:t>
       </w:r>
     </w:p>
     <w:p>
@@ -22331,7 +22331,7 @@
               <w:rPr>
                 <w:lang w:val="ms-MY"/>
               </w:rPr>
-              <w:t>Jawatan Dan Nama Tabika KEMAS</w:t>
+              <w:t>Jawatan Dan Nama TABIKA KEMAS</w:t>
             </w:r>
           </w:p>
         </w:tc>
@@ -34251,7 +34251,7 @@
           <w:color w:val="6B7280"/>
           <w:lang w:val="ms-MY"/>
         </w:rPr>
-        <w:t>Nota: Fail logo hendaklah dalam format PNG berlatar lutsinar dengan saiz minimum 1000 piksel, jelas pada latar terang dan gelap, dan tidak meniru logo rasmi KEMAS atau jata negeri.</w:t>
+        <w:t>Nota: Fail logo hendaklah dalam format PNG berlatar lutsinar dengan saiz minimum 1000 piksel, jelas pada latar terang dan gelap serta tidak meniru logo rasmi KEMAS atau jata negeri.</w:t>
       </w:r>
     </w:p>
     <w:p>

--- a/04_Borang_Pertandingan_CDKK.docx
+++ b/04_Borang_Pertandingan_CDKK.docx
@@ -41910,7 +41910,7 @@
         <w:rPr>
           <w:lang w:val="ms-MY"/>
         </w:rPr>
-        <w:t>Nota Kursus ini ialah dokumen rujukan muktamad bagi bengkel dan pertandingan CDKK KEMAS @FESMA Tahun 2026. Garis Panduan Pertandingan dan Borang Pertandingan diedarkan sebagai dokumen rasmi peserta dan hendaklah dibaca bersama nota ini. Sekiranya berlaku sebarang percanggahan antara mana-mana dokumen tersebut dengan nota ini, Nota Kursus ini yang terpakai.</w:t>
+        <w:t>Garis Panduan Pertandingan CDKK KEMAS @FESMA Tahun 2026 (versi Oktober 2026) ialah dokumen rujukan muktamad bagi bengkel dan pertandingan. Nota Kursus Bengkel CDKK 2026 dan Borang Pertandingan hendaklah dibaca bersama Garis Panduan tersebut. Sekiranya berlaku sebarang percanggahan antara mana-mana dokumen dalam kit CDKK dengan Garis Panduan, Garis Panduan yang terpakai.</w:t>
       </w:r>
     </w:p>
     <w:p>
